--- a/flow/20230914_vu_template/drafts/2023-11-g/10-ПТ-апп.Єраста, Олімпа.docx
+++ b/flow/20230914_vu_template/drafts/2023-11-g/10-ПТ-апп.Єраста, Олімпа.docx
@@ -5760,95 +5760,6 @@
       </w:r>
     </w:p>
     <w:p>
-      <w:pPr>
-        <w:spacing w:after="120" w:lineRule="auto"/>
-        <w:jc w:val="both"/>
-        <w:rPr>
-          <w:rFonts w:ascii="Times New Roman" w:cs="Times New Roman" w:eastAsia="Times New Roman" w:hAnsi="Times New Roman"/>
-          <w:sz w:val="24"/>
-          <w:szCs w:val="24"/>
-        </w:rPr>
-      </w:pPr>
-      <w:r>
-        <w:rPr>
-          <w:rtl w:val="0"/>
-        </w:rPr>
-      </w:r>
-    </w:p>
-    <w:p>
-      <w:pPr>
-        <w:spacing w:after="120" w:lineRule="auto"/>
-        <w:jc w:val="both"/>
-        <w:rPr>
-          <w:rFonts w:ascii="Times New Roman" w:cs="Times New Roman" w:eastAsia="Times New Roman" w:hAnsi="Times New Roman"/>
-          <w:sz w:val="24"/>
-          <w:szCs w:val="24"/>
-        </w:rPr>
-      </w:pPr>
-      <w:r>
-        <w:rPr>
-          <w:rFonts w:ascii="Times New Roman" w:cs="Times New Roman" w:eastAsia="Times New Roman" w:hAnsi="Times New Roman"/>
-          <w:i w:val="1"/>
-          <w:color w:val="ff0000"/>
-          <w:sz w:val="24"/>
-          <w:szCs w:val="24"/>
-          <w:rtl w:val="0"/>
-        </w:rPr>
-        <w:t xml:space="preserve">тропар</w:t>
-      </w:r>
-      <w:r>
-        <w:rPr>
-          <w:rtl w:val="0"/>
-        </w:rPr>
-      </w:r>
-    </w:p>
-    <w:p>
-      <w:pPr>
-        <w:spacing w:after="120" w:lineRule="auto"/>
-        <w:jc w:val="both"/>
-        <w:rPr>
-          <w:rFonts w:ascii="Times New Roman" w:cs="Times New Roman" w:eastAsia="Times New Roman" w:hAnsi="Times New Roman"/>
-          <w:sz w:val="24"/>
-          <w:szCs w:val="24"/>
-        </w:rPr>
-      </w:pPr>
-      <w:r>
-        <w:rPr>
-          <w:rFonts w:ascii="Times New Roman" w:cs="Times New Roman" w:eastAsia="Times New Roman" w:hAnsi="Times New Roman"/>
-          <w:b w:val="1"/>
-          <w:sz w:val="24"/>
-          <w:szCs w:val="24"/>
-          <w:rtl w:val="0"/>
-        </w:rPr>
-        <w:t xml:space="preserve">Слава: і нині:</w:t>
-      </w:r>
-      <w:r>
-        <w:rPr>
-          <w:rFonts w:ascii="Times New Roman" w:cs="Times New Roman" w:eastAsia="Times New Roman" w:hAnsi="Times New Roman"/>
-          <w:sz w:val="24"/>
-          <w:szCs w:val="24"/>
-          <w:rtl w:val="0"/>
-        </w:rPr>
-        <w:t xml:space="preserve"> </w:t>
-      </w:r>
-    </w:p>
-    <w:p>
-      <w:pPr>
-        <w:spacing w:after="120" w:lineRule="auto"/>
-        <w:jc w:val="both"/>
-        <w:rPr>
-          <w:rFonts w:ascii="Times New Roman" w:cs="Times New Roman" w:eastAsia="Times New Roman" w:hAnsi="Times New Roman"/>
-          <w:sz w:val="24"/>
-          <w:szCs w:val="24"/>
-        </w:rPr>
-      </w:pPr>
-      <w:r>
-        <w:rPr>
-          <w:rtl w:val="0"/>
-        </w:rPr>
-      </w:r>
-    </w:p>
-    <w:p>
       <w:pPr/>
       <w:r>
         <w:rPr>
@@ -5888,7 +5799,9 @@
       <w:pPr/>
       <w:r>
         <w:rPr>
+          <w:rFonts w:ascii="Times New Roman" w:hAnsi="Times New Roman"/>
           <w:b/>
+          <w:sz w:val="24"/>
         </w:rPr>
         <w:t xml:space="preserve">Слава, і нині: </w:t>
       </w:r>
@@ -5896,6 +5809,9 @@
         <w:rPr/>
         <w:t>богородичний</w:t>
       </w:r>
+    </w:p>
+    <w:p>
+      <w:pPr/>
     </w:p>
     <w:p>
       <w:pPr>
@@ -11052,138 +10968,6 @@
       </w:r>
     </w:p>
     <w:p>
-      <w:pPr>
-        <w:spacing w:after="120" w:lineRule="auto"/>
-        <w:jc w:val="both"/>
-        <w:rPr>
-          <w:rFonts w:ascii="Times New Roman" w:cs="Times New Roman" w:eastAsia="Times New Roman" w:hAnsi="Times New Roman"/>
-          <w:b w:val="1"/>
-          <w:sz w:val="24"/>
-          <w:szCs w:val="24"/>
-        </w:rPr>
-      </w:pPr>
-      <w:r>
-        <w:rPr>
-          <w:rtl w:val="0"/>
-        </w:rPr>
-      </w:r>
-    </w:p>
-    <w:p>
-      <w:pPr>
-        <w:spacing w:after="120" w:lineRule="auto"/>
-        <w:jc w:val="both"/>
-        <w:rPr>
-          <w:rFonts w:ascii="Times New Roman" w:cs="Times New Roman" w:eastAsia="Times New Roman" w:hAnsi="Times New Roman"/>
-          <w:i w:val="1"/>
-          <w:sz w:val="24"/>
-          <w:szCs w:val="24"/>
-        </w:rPr>
-      </w:pPr>
-      <w:r>
-        <w:rPr>
-          <w:rFonts w:ascii="Times New Roman" w:cs="Times New Roman" w:eastAsia="Times New Roman" w:hAnsi="Times New Roman"/>
-          <w:b w:val="1"/>
-          <w:sz w:val="24"/>
-          <w:szCs w:val="24"/>
-          <w:rtl w:val="0"/>
-        </w:rPr>
-        <w:t xml:space="preserve">Слава: </w:t>
-      </w:r>
-      <w:r>
-        <w:rPr>
-          <w:rtl w:val="0"/>
-        </w:rPr>
-      </w:r>
-    </w:p>
-    <w:p>
-      <w:pPr>
-        <w:spacing w:after="120" w:lineRule="auto"/>
-        <w:jc w:val="both"/>
-        <w:rPr>
-          <w:rFonts w:ascii="Times New Roman" w:cs="Times New Roman" w:eastAsia="Times New Roman" w:hAnsi="Times New Roman"/>
-          <w:sz w:val="24"/>
-          <w:szCs w:val="24"/>
-        </w:rPr>
-      </w:pPr>
-      <w:r>
-        <w:rPr>
-          <w:rFonts w:ascii="Times New Roman" w:cs="Times New Roman" w:eastAsia="Times New Roman" w:hAnsi="Times New Roman"/>
-          <w:b w:val="1"/>
-          <w:sz w:val="24"/>
-          <w:szCs w:val="24"/>
-          <w:rtl w:val="0"/>
-        </w:rPr>
-        <w:t xml:space="preserve">І нині:</w:t>
-      </w:r>
-      <w:r>
-        <w:rPr>
-          <w:rFonts w:ascii="Times New Roman" w:cs="Times New Roman" w:eastAsia="Times New Roman" w:hAnsi="Times New Roman"/>
-          <w:sz w:val="24"/>
-          <w:szCs w:val="24"/>
-          <w:rtl w:val="0"/>
-        </w:rPr>
-        <w:t xml:space="preserve"> </w:t>
-      </w:r>
-    </w:p>
-    <w:p>
-      <w:pPr>
-        <w:spacing w:after="120" w:lineRule="auto"/>
-        <w:jc w:val="both"/>
-        <w:rPr>
-          <w:rFonts w:ascii="Times New Roman" w:cs="Times New Roman" w:eastAsia="Times New Roman" w:hAnsi="Times New Roman"/>
-          <w:sz w:val="24"/>
-          <w:szCs w:val="24"/>
-        </w:rPr>
-      </w:pPr>
-      <w:r>
-        <w:rPr>
-          <w:rtl w:val="0"/>
-        </w:rPr>
-      </w:r>
-    </w:p>
-    <w:p>
-      <w:pPr>
-        <w:spacing w:after="120" w:lineRule="auto"/>
-        <w:jc w:val="both"/>
-        <w:rPr>
-          <w:rFonts w:ascii="Times New Roman" w:cs="Times New Roman" w:eastAsia="Times New Roman" w:hAnsi="Times New Roman"/>
-          <w:i w:val="1"/>
-          <w:color w:val="ff0000"/>
-          <w:sz w:val="24"/>
-          <w:szCs w:val="24"/>
-        </w:rPr>
-      </w:pPr>
-      <w:r>
-        <w:rPr>
-          <w:rFonts w:ascii="Times New Roman" w:cs="Times New Roman" w:eastAsia="Times New Roman" w:hAnsi="Times New Roman"/>
-          <w:i w:val="1"/>
-          <w:color w:val="ff0000"/>
-          <w:sz w:val="24"/>
-          <w:szCs w:val="24"/>
-          <w:rtl w:val="0"/>
-        </w:rPr>
-        <w:t xml:space="preserve">По тропарях читає читець чергову катизму, після якої диякон перед св. дверми виголошує:</w:t>
-      </w:r>
-    </w:p>
-    <w:p>
-      <w:pPr>
-        <w:spacing w:after="120" w:lineRule="auto"/>
-        <w:jc w:val="both"/>
-        <w:rPr>
-          <w:rFonts w:ascii="Times New Roman" w:cs="Times New Roman" w:eastAsia="Times New Roman" w:hAnsi="Times New Roman"/>
-          <w:i w:val="1"/>
-          <w:color w:val="000000"/>
-          <w:sz w:val="24"/>
-          <w:szCs w:val="24"/>
-        </w:rPr>
-      </w:pPr>
-      <w:r>
-        <w:rPr>
-          <w:rtl w:val="0"/>
-        </w:rPr>
-      </w:r>
-    </w:p>
-    <w:p>
       <w:pPr/>
       <w:r>
         <w:rPr>
@@ -11223,7 +11007,9 @@
       <w:pPr/>
       <w:r>
         <w:rPr>
+          <w:rFonts w:ascii="Times New Roman" w:hAnsi="Times New Roman"/>
           <w:b/>
+          <w:sz w:val="24"/>
         </w:rPr>
         <w:t xml:space="preserve">Слава, і нині: </w:t>
       </w:r>
@@ -11231,6 +11017,9 @@
         <w:rPr/>
         <w:t>богородичний</w:t>
       </w:r>
+    </w:p>
+    <w:p>
+      <w:pPr/>
     </w:p>
     <w:p>
       <w:pPr>
@@ -17274,38 +17063,6 @@
       </w:r>
     </w:p>
     <w:p>
-      <w:pPr>
-        <w:spacing w:after="120" w:lineRule="auto"/>
-        <w:jc w:val="both"/>
-        <w:rPr>
-          <w:rFonts w:ascii="Times New Roman" w:cs="Times New Roman" w:eastAsia="Times New Roman" w:hAnsi="Times New Roman"/>
-          <w:sz w:val="24"/>
-          <w:szCs w:val="24"/>
-        </w:rPr>
-      </w:pPr>
-      <w:r>
-        <w:rPr>
-          <w:rtl w:val="0"/>
-        </w:rPr>
-      </w:r>
-    </w:p>
-    <w:p>
-      <w:pPr>
-        <w:spacing w:after="120" w:lineRule="auto"/>
-        <w:jc w:val="both"/>
-        <w:rPr>
-          <w:rFonts w:ascii="Times New Roman" w:cs="Times New Roman" w:eastAsia="Times New Roman" w:hAnsi="Times New Roman"/>
-          <w:sz w:val="24"/>
-          <w:szCs w:val="24"/>
-        </w:rPr>
-      </w:pPr>
-      <w:r>
-        <w:rPr>
-          <w:rtl w:val="0"/>
-        </w:rPr>
-      </w:r>
-    </w:p>
-    <w:p>
       <w:pPr/>
       <w:r>
         <w:rPr>
@@ -17345,7 +17102,9 @@
       <w:pPr/>
       <w:r>
         <w:rPr>
+          <w:rFonts w:ascii="Times New Roman" w:hAnsi="Times New Roman"/>
           <w:b/>
+          <w:sz w:val="24"/>
         </w:rPr>
         <w:t xml:space="preserve">Слава, і нині: </w:t>
       </w:r>
@@ -17353,6 +17112,9 @@
         <w:rPr/>
         <w:t>богородичний</w:t>
       </w:r>
+    </w:p>
+    <w:p>
+      <w:pPr/>
     </w:p>
     <w:p>
       <w:pPr>

--- a/flow/20230914_vu_template/drafts/2023-11-g/10-ПТ-апп.Єраста, Олімпа.docx
+++ b/flow/20230914_vu_template/drafts/2023-11-g/10-ПТ-апп.Єраста, Олімпа.docx
@@ -5760,7 +5760,9 @@
       </w:r>
     </w:p>
     <w:p>
-      <w:pPr/>
+      <w:pPr>
+        <w:pStyle w:val="a"/>
+      </w:pPr>
       <w:r>
         <w:rPr>
           <w:rFonts w:ascii="Times New Roman" w:hAnsi="Times New Roman"/>
@@ -5796,7 +5798,9 @@
       </w:r>
     </w:p>
     <w:p>
-      <w:pPr/>
+      <w:pPr>
+        <w:pStyle w:val="a"/>
+      </w:pPr>
       <w:r>
         <w:rPr>
           <w:rFonts w:ascii="Times New Roman" w:hAnsi="Times New Roman"/>
@@ -5806,12 +5810,26 @@
         <w:t xml:space="preserve">Слава, і нині: </w:t>
       </w:r>
       <w:r>
-        <w:rPr/>
-        <w:t>богородичний</w:t>
-      </w:r>
-    </w:p>
-    <w:p>
-      <w:pPr/>
+        <w:rPr>
+          <w:rFonts w:ascii="Times New Roman" w:hAnsi="Times New Roman"/>
+          <w:i/>
+          <w:color w:val="FF0000"/>
+          <w:sz w:val="24"/>
+        </w:rPr>
+        <w:t xml:space="preserve">Богородичний (г. 3): </w:t>
+      </w:r>
+      <w:r>
+        <w:rPr>
+          <w:rFonts w:ascii="Times New Roman" w:hAnsi="Times New Roman"/>
+          <w:sz w:val="24"/>
+        </w:rPr>
+        <w:t>У хресті Сина твого знайшовши міцну підпору,* ним перемагаємо ворожу гординю, Богородице,* любов'ю тебе безустанно величаючи.</w:t>
+      </w:r>
+    </w:p>
+    <w:p>
+      <w:pPr>
+        <w:pStyle w:val="a"/>
+      </w:pPr>
     </w:p>
     <w:p>
       <w:pPr>
@@ -10968,7 +10986,9 @@
       </w:r>
     </w:p>
     <w:p>
-      <w:pPr/>
+      <w:pPr>
+        <w:pStyle w:val="a"/>
+      </w:pPr>
       <w:r>
         <w:rPr>
           <w:rFonts w:ascii="Times New Roman" w:hAnsi="Times New Roman"/>
@@ -11004,7 +11024,9 @@
       </w:r>
     </w:p>
     <w:p>
-      <w:pPr/>
+      <w:pPr>
+        <w:pStyle w:val="a"/>
+      </w:pPr>
       <w:r>
         <w:rPr>
           <w:rFonts w:ascii="Times New Roman" w:hAnsi="Times New Roman"/>
@@ -11014,12 +11036,26 @@
         <w:t xml:space="preserve">Слава, і нині: </w:t>
       </w:r>
       <w:r>
-        <w:rPr/>
-        <w:t>богородичний</w:t>
-      </w:r>
-    </w:p>
-    <w:p>
-      <w:pPr/>
+        <w:rPr>
+          <w:rFonts w:ascii="Times New Roman" w:hAnsi="Times New Roman"/>
+          <w:i/>
+          <w:color w:val="FF0000"/>
+          <w:sz w:val="24"/>
+        </w:rPr>
+        <w:t xml:space="preserve">Богородичний (г. 3): </w:t>
+      </w:r>
+      <w:r>
+        <w:rPr>
+          <w:rFonts w:ascii="Times New Roman" w:hAnsi="Times New Roman"/>
+          <w:sz w:val="24"/>
+        </w:rPr>
+        <w:t>Захисте й сило наша, Богородице,* могутня помічнице світу!* Твоєю молитвою спаси слуг твоїх від усякої біди,* єдина Благословенна.</w:t>
+      </w:r>
+    </w:p>
+    <w:p>
+      <w:pPr>
+        <w:pStyle w:val="a"/>
+      </w:pPr>
     </w:p>
     <w:p>
       <w:pPr>
@@ -17063,7 +17099,9 @@
       </w:r>
     </w:p>
     <w:p>
-      <w:pPr/>
+      <w:pPr>
+        <w:pStyle w:val="a"/>
+      </w:pPr>
       <w:r>
         <w:rPr>
           <w:rFonts w:ascii="Times New Roman" w:hAnsi="Times New Roman"/>
@@ -17099,7 +17137,9 @@
       </w:r>
     </w:p>
     <w:p>
-      <w:pPr/>
+      <w:pPr>
+        <w:pStyle w:val="a"/>
+      </w:pPr>
       <w:r>
         <w:rPr>
           <w:rFonts w:ascii="Times New Roman" w:hAnsi="Times New Roman"/>
@@ -17109,12 +17149,26 @@
         <w:t xml:space="preserve">Слава, і нині: </w:t>
       </w:r>
       <w:r>
-        <w:rPr/>
-        <w:t>богородичний</w:t>
-      </w:r>
-    </w:p>
-    <w:p>
-      <w:pPr/>
+        <w:rPr>
+          <w:rFonts w:ascii="Times New Roman" w:hAnsi="Times New Roman"/>
+          <w:i/>
+          <w:color w:val="FF0000"/>
+          <w:sz w:val="24"/>
+        </w:rPr>
+        <w:t xml:space="preserve">Богородичний (г. 3): </w:t>
+      </w:r>
+      <w:r>
+        <w:rPr>
+          <w:rFonts w:ascii="Times New Roman" w:hAnsi="Times New Roman"/>
+          <w:sz w:val="24"/>
+        </w:rPr>
+        <w:t>Захисте й сило наша, Богородице,* могутня помічнице світу!* Твоєю молитвою спаси слуг твоїх від усякої біди,* єдина Благословенна.</w:t>
+      </w:r>
+    </w:p>
+    <w:p>
+      <w:pPr>
+        <w:pStyle w:val="a"/>
+      </w:pPr>
     </w:p>
     <w:p>
       <w:pPr>
